--- a/public/hr_modeles/stage_template.docx
+++ b/public/hr_modeles/stage_template.docx
@@ -96,7 +96,6 @@
         <w:rPr>
           <w:rFonts w:ascii="Comic Sans MS" w:hAnsi="Comic Sans MS"/>
           <w:sz w:val="26"/>
-          <w:highlight w:val="yellow"/>
           <w:lang w:val="fr-MA"/>
         </w:rPr>
         <w:t>{NOM}</w:t>
@@ -115,7 +114,6 @@
         <w:rPr>
           <w:rFonts w:ascii="Comic Sans MS" w:hAnsi="Comic Sans MS"/>
           <w:sz w:val="26"/>
-          <w:highlight w:val="yellow"/>
           <w:lang w:val="fr-MA"/>
         </w:rPr>
         <w:t>{CIN}</w:t>
@@ -172,7 +170,6 @@
         <w:rPr>
           <w:rFonts w:ascii="Comic Sans MS" w:hAnsi="Comic Sans MS"/>
           <w:sz w:val="26"/>
-          <w:highlight w:val="yellow"/>
           <w:lang w:val="fr-MA"/>
         </w:rPr>
         <w:t>{DATE_DEBUT}</w:t>
@@ -191,7 +188,6 @@
         <w:rPr>
           <w:rFonts w:ascii="Comic Sans MS" w:hAnsi="Comic Sans MS"/>
           <w:sz w:val="26"/>
-          <w:highlight w:val="yellow"/>
           <w:lang w:val="fr-MA"/>
         </w:rPr>
         <w:t>{DATE_FIN}</w:t>
@@ -290,7 +286,6 @@
         <w:rPr>
           <w:rFonts w:ascii="Comic Sans MS" w:hAnsi="Comic Sans MS"/>
           <w:sz w:val="26"/>
-          <w:highlight w:val="yellow"/>
         </w:rPr>
         <w:t>{DATE_EMISSION}</w:t>
       </w:r>
